--- a/docs/docsAula/EntrevistaRequisitos.docx
+++ b/docs/docsAula/EntrevistaRequisitos.docx
@@ -9049,6 +9049,107 @@
                 <w:sz w:val="18"/>
               </w:rPr>
               <w:t>Confronto da especificação com o artefato efetivamente implementado, realizado durante a consolidação da arquitetura (Fases 2 e 3). Quatro divergências foram identificadas e registradas na tabela de pendências da seção 6.1, que o próprio documento reservava para esse fim e que permanecia vazia. Três requisitos foram acrescentados à seção 5 — RF-010 (rastreamento somente leitura da superfície), RNF-004 (limite de 3 segundos para 1.000 achados) e RNF-005 (ocultação de credenciais nos registros) — todos correspondentes a comportamento já presente no código e que a especificação não registrava. Impacto: nenhuma resposta da entrevista foi alterada; trata-se de registro de requisito já realizado.</w:t>
+            </w:r>
+          </w:p>
+        </w:tc>
+      </w:tr>
+      <w:tr>
+        <w:trPr>
+          <w:cantSplit/>
+        </w:trPr>
+        <w:tc>
+          <w:tcPr>
+            <w:tcW w:type="dxa" w:w="900"/>
+            <w:vAlign w:val="center"/>
+            <w:tcMar>
+              <w:top w:w="90" w:type="dxa"/>
+              <w:start w:w="90" w:type="dxa"/>
+              <w:bottom w:w="90" w:type="dxa"/>
+              <w:end w:w="90" w:type="dxa"/>
+            </w:tcMar>
+          </w:tcPr>
+          <w:p>
+            <w:pPr>
+              <w:spacing w:after="0"/>
+            </w:pPr>
+            <w:r>
+              <w:rPr>
+                <w:rFonts w:ascii="Arial" w:hAnsi="Arial"/>
+                <w:sz w:val="18"/>
+              </w:rPr>
+              <w:t>1.2</w:t>
+            </w:r>
+          </w:p>
+        </w:tc>
+        <w:tc>
+          <w:tcPr>
+            <w:tcW w:type="dxa" w:w="1200"/>
+            <w:vAlign w:val="center"/>
+            <w:tcMar>
+              <w:top w:w="90" w:type="dxa"/>
+              <w:start w:w="90" w:type="dxa"/>
+              <w:bottom w:w="90" w:type="dxa"/>
+              <w:end w:w="90" w:type="dxa"/>
+            </w:tcMar>
+          </w:tcPr>
+          <w:p>
+            <w:pPr>
+              <w:spacing w:after="0"/>
+            </w:pPr>
+            <w:r>
+              <w:rPr>
+                <w:rFonts w:ascii="Arial" w:hAnsi="Arial"/>
+                <w:sz w:val="18"/>
+              </w:rPr>
+              <w:t>23/09/2026</w:t>
+            </w:r>
+          </w:p>
+        </w:tc>
+        <w:tc>
+          <w:tcPr>
+            <w:tcW w:type="dxa" w:w="2000"/>
+            <w:vAlign w:val="center"/>
+            <w:tcMar>
+              <w:top w:w="90" w:type="dxa"/>
+              <w:start w:w="90" w:type="dxa"/>
+              <w:bottom w:w="90" w:type="dxa"/>
+              <w:end w:w="90" w:type="dxa"/>
+            </w:tcMar>
+          </w:tcPr>
+          <w:p>
+            <w:pPr>
+              <w:spacing w:after="0"/>
+            </w:pPr>
+            <w:r>
+              <w:rPr>
+                <w:rFonts w:ascii="Arial" w:hAnsi="Arial"/>
+                <w:sz w:val="18"/>
+              </w:rPr>
+              <w:t>Adendo de rastreabilidade às seções 5 e 6.1</w:t>
+            </w:r>
+          </w:p>
+        </w:tc>
+        <w:tc>
+          <w:tcPr>
+            <w:tcW w:type="dxa" w:w="5200"/>
+            <w:vAlign w:val="center"/>
+            <w:tcMar>
+              <w:top w:w="90" w:type="dxa"/>
+              <w:start w:w="90" w:type="dxa"/>
+              <w:bottom w:w="90" w:type="dxa"/>
+              <w:end w:w="90" w:type="dxa"/>
+            </w:tcMar>
+          </w:tcPr>
+          <w:p>
+            <w:pPr>
+              <w:spacing w:after="0"/>
+            </w:pPr>
+            <w:r>
+              <w:rPr>
+                <w:rFonts w:ascii="Arial" w:hAnsi="Arial"/>
+                <w:sz w:val="18"/>
+              </w:rPr>
+              <w:t>Revisão cruzada com o Termo de Referência, a especificação de requisitos e os documentos das Fases 2 e 3. Dois esclarecimentos, sem alteração do conteúdo anterior. (a) A pendência 2 registra a contagem verificável do catálogo; ela passou a constar da seção 3.3 do documento da Fase 2, que liga cada grupo do Apêndice A do Termo ao plugin correspondente e ao número de check ids que ele declara — 34 passivos em sete famílias e 30 ativos em treze, somando os 64 registrados em checks_run no modo completo. (b) O campo Origem de cada requisito passou a apontar para um item do escopo incluído do Termo de Referência na especificação de requisitos do repositório (docs/REQUIREMENTS.md), conforme a regra de rastreabilidade conferida antes da Entrega E1; as respostas da entrevista registradas na seção 3 permanecem como fonte de levantamento de cada item. Nenhuma resposta, requisito ou pendência anterior foi alterada ou removida.</w:t>
             </w:r>
           </w:p>
         </w:tc>
